--- a/docs/dokumentacio-quiz.docx
+++ b/docs/dokumentacio-quiz.docx
@@ -7,6 +7,73 @@
         <w:pStyle w:val="Cm"/>
         <w:spacing w:before="240"/>
       </w:pPr>
+      <w:r>
+        <w:rPr>
+          <w:noProof/>
+        </w:rPr>
+        <w:drawing>
+          <wp:anchor distT="0" distB="0" distL="114300" distR="114300" simplePos="0" relativeHeight="251671552" behindDoc="0" locked="0" layoutInCell="1" allowOverlap="1" wp14:anchorId="74D74C77" wp14:editId="6CA108E3">
+            <wp:simplePos x="0" y="0"/>
+            <wp:positionH relativeFrom="margin">
+              <wp:align>center</wp:align>
+            </wp:positionH>
+            <wp:positionV relativeFrom="paragraph">
+              <wp:posOffset>0</wp:posOffset>
+            </wp:positionV>
+            <wp:extent cx="1733550" cy="1733550"/>
+            <wp:effectExtent l="0" t="0" r="0" b="0"/>
+            <wp:wrapTopAndBottom/>
+            <wp:docPr id="5" name="Kép 5"/>
+            <wp:cNvGraphicFramePr>
+              <a:graphicFrameLocks xmlns:a="http://schemas.openxmlformats.org/drawingml/2006/main" noChangeAspect="1"/>
+            </wp:cNvGraphicFramePr>
+            <a:graphic xmlns:a="http://schemas.openxmlformats.org/drawingml/2006/main">
+              <a:graphicData uri="http://schemas.openxmlformats.org/drawingml/2006/picture">
+                <pic:pic xmlns:pic="http://schemas.openxmlformats.org/drawingml/2006/picture">
+                  <pic:nvPicPr>
+                    <pic:cNvPr id="0" name="Picture 1"/>
+                    <pic:cNvPicPr>
+                      <a:picLocks noChangeAspect="1" noChangeArrowheads="1"/>
+                    </pic:cNvPicPr>
+                  </pic:nvPicPr>
+                  <pic:blipFill>
+                    <a:blip r:embed="rId8" cstate="print">
+                      <a:extLst>
+                        <a:ext uri="{28A0092B-C50C-407E-A947-70E740481C1C}">
+                          <a14:useLocalDpi xmlns:a14="http://schemas.microsoft.com/office/drawing/2010/main" val="0"/>
+                        </a:ext>
+                      </a:extLst>
+                    </a:blip>
+                    <a:srcRect/>
+                    <a:stretch>
+                      <a:fillRect/>
+                    </a:stretch>
+                  </pic:blipFill>
+                  <pic:spPr bwMode="auto">
+                    <a:xfrm>
+                      <a:off x="0" y="0"/>
+                      <a:ext cx="1733550" cy="1733550"/>
+                    </a:xfrm>
+                    <a:prstGeom prst="rect">
+                      <a:avLst/>
+                    </a:prstGeom>
+                    <a:noFill/>
+                    <a:ln>
+                      <a:noFill/>
+                    </a:ln>
+                  </pic:spPr>
+                </pic:pic>
+              </a:graphicData>
+            </a:graphic>
+            <wp14:sizeRelH relativeFrom="margin">
+              <wp14:pctWidth>0</wp14:pctWidth>
+            </wp14:sizeRelH>
+            <wp14:sizeRelV relativeFrom="margin">
+              <wp14:pctHeight>0</wp14:pctHeight>
+            </wp14:sizeRelV>
+          </wp:anchor>
+        </w:drawing>
+      </w:r>
       <w:r>
         <w:t xml:space="preserve">Projekt: </w:t>
       </w:r>
@@ -721,7 +788,7 @@
           <w:noProof/>
         </w:rPr>
         <w:drawing>
-          <wp:anchor distT="0" distB="0" distL="114300" distR="114300" simplePos="0" relativeHeight="251664384" behindDoc="0" locked="0" layoutInCell="1" allowOverlap="1" wp14:anchorId="50D79A6E" wp14:editId="01EC624F">
+          <wp:anchor distT="0" distB="0" distL="114300" distR="114300" simplePos="0" relativeHeight="251664384" behindDoc="0" locked="0" layoutInCell="1" allowOverlap="1" wp14:anchorId="50D79A6E" wp14:editId="28E8235A">
             <wp:simplePos x="0" y="0"/>
             <wp:positionH relativeFrom="margin">
               <wp:align>right</wp:align>
@@ -746,7 +813,7 @@
                     </pic:cNvPicPr>
                   </pic:nvPicPr>
                   <pic:blipFill>
-                    <a:blip r:embed="rId8" cstate="print">
+                    <a:blip r:embed="rId9" cstate="print">
                       <a:extLst>
                         <a:ext uri="{28A0092B-C50C-407E-A947-70E740481C1C}">
                           <a14:useLocalDpi xmlns:a14="http://schemas.microsoft.com/office/drawing/2010/main" val="0"/>
@@ -788,7 +855,7 @@
           <w:noProof/>
         </w:rPr>
         <w:drawing>
-          <wp:anchor distT="0" distB="0" distL="114300" distR="114300" simplePos="0" relativeHeight="251663360" behindDoc="0" locked="0" layoutInCell="1" allowOverlap="1" wp14:anchorId="5B1E7272" wp14:editId="14224637">
+          <wp:anchor distT="0" distB="0" distL="114300" distR="114300" simplePos="0" relativeHeight="251663360" behindDoc="0" locked="0" layoutInCell="1" allowOverlap="1" wp14:anchorId="5B1E7272" wp14:editId="77FFBC4F">
             <wp:simplePos x="0" y="0"/>
             <wp:positionH relativeFrom="margin">
               <wp:align>left</wp:align>
@@ -813,7 +880,7 @@
                     </pic:cNvPicPr>
                   </pic:nvPicPr>
                   <pic:blipFill>
-                    <a:blip r:embed="rId9" cstate="print">
+                    <a:blip r:embed="rId10" cstate="print">
                       <a:extLst>
                         <a:ext uri="{28A0092B-C50C-407E-A947-70E740481C1C}">
                           <a14:useLocalDpi xmlns:a14="http://schemas.microsoft.com/office/drawing/2010/main" val="0"/>
@@ -880,7 +947,7 @@
                     </pic:cNvPicPr>
                   </pic:nvPicPr>
                   <pic:blipFill>
-                    <a:blip r:embed="rId10" cstate="print">
+                    <a:blip r:embed="rId11" cstate="print">
                       <a:extLst>
                         <a:ext uri="{28A0092B-C50C-407E-A947-70E740481C1C}">
                           <a14:useLocalDpi xmlns:a14="http://schemas.microsoft.com/office/drawing/2010/main" val="0"/>
@@ -962,7 +1029,7 @@
           <w:noProof/>
         </w:rPr>
         <w:drawing>
-          <wp:anchor distT="0" distB="0" distL="114300" distR="114300" simplePos="0" relativeHeight="251660288" behindDoc="0" locked="0" layoutInCell="1" allowOverlap="1" wp14:anchorId="627CDEBB" wp14:editId="4D005BBA">
+          <wp:anchor distT="0" distB="0" distL="114300" distR="114300" simplePos="0" relativeHeight="251660288" behindDoc="0" locked="0" layoutInCell="1" allowOverlap="1" wp14:anchorId="627CDEBB" wp14:editId="35256E28">
             <wp:simplePos x="0" y="0"/>
             <wp:positionH relativeFrom="margin">
               <wp:posOffset>3519805</wp:posOffset>
@@ -985,7 +1052,7 @@
                     <pic:cNvPicPr/>
                   </pic:nvPicPr>
                   <pic:blipFill>
-                    <a:blip r:embed="rId11" cstate="print">
+                    <a:blip r:embed="rId12" cstate="print">
                       <a:extLst>
                         <a:ext uri="{28A0092B-C50C-407E-A947-70E740481C1C}">
                           <a14:useLocalDpi xmlns:a14="http://schemas.microsoft.com/office/drawing/2010/main" val="0"/>
@@ -1045,7 +1112,7 @@
                     <pic:cNvPicPr/>
                   </pic:nvPicPr>
                   <pic:blipFill>
-                    <a:blip r:embed="rId12">
+                    <a:blip r:embed="rId13">
                       <a:extLst>
                         <a:ext uri="{28A0092B-C50C-407E-A947-70E740481C1C}">
                           <a14:useLocalDpi xmlns:a14="http://schemas.microsoft.com/office/drawing/2010/main" val="0"/>
@@ -1112,7 +1179,7 @@
                     <pic:cNvPicPr/>
                   </pic:nvPicPr>
                   <pic:blipFill>
-                    <a:blip r:embed="rId13">
+                    <a:blip r:embed="rId14">
                       <a:extLst>
                         <a:ext uri="{28A0092B-C50C-407E-A947-70E740481C1C}">
                           <a14:useLocalDpi xmlns:a14="http://schemas.microsoft.com/office/drawing/2010/main" val="0"/>
@@ -1192,7 +1259,7 @@
     </w:p>
     <w:p/>
     <w:sectPr>
-      <w:footerReference w:type="default" r:id="rId14"/>
+      <w:footerReference w:type="default" r:id="rId15"/>
       <w:pgSz w:w="11906" w:h="16838"/>
       <w:pgMar w:top="1417" w:right="1417" w:bottom="1417" w:left="1417" w:header="708" w:footer="708" w:gutter="0"/>
       <w:cols w:space="708"/>
